--- a/massive_hemoptysis_radiomics_Discussion.docx
+++ b/massive_hemoptysis_radiomics_Discussion.docx
@@ -23,7 +23,7 @@
         <w:rPr>
           <w:rFonts w:ascii="Times New Roman" w:hAnsi="Times New Roman" w:eastAsia="Times New Roman"/>
         </w:rPr>
-        <w:t>In this retrospective study of patients presenting with haemoptysis, a CT radiomic signature (the Rad-score) derived from contrast-enhanced chest CT was independently associated with massive haemoptysis, and a clinical–radiomic nomogram that combined the Rad-score with three routinely available variables — tuberculosis, bronchial artery abnormality (BAA), and fibrinogen — differentiated massive from non-massive haemoptysis with good discrimination and calibration in the training cohort (area under the curve [AUC] 0.850; mean absolute error 0.024). The direction of association was preserved in the internal validation cohort (AUC 0.794), although the confidence interval was wide. Two features of the results temper their interpretation and shape the intended use of the model: the nomogram did not significantly outperform a model based on the three clinical variables alone, and the incremental value of the Rad-score reached statistical significance only in the training cohort. We therefore frame the model as an aid to the differential diagnosis of haemoptysis severity at presentation rather than as a tool to forecast future bleeding.</w:t>
+        <w:t>In this retrospective study of patients presenting with hemoptysis, a CT radiomic signature (the Rad-score) derived from contrast-enhanced chest CT was independently associated with massive hemoptysis, and a clinical–radiomic nomogram that combined the Rad-score with three routinely available variables — tuberculosis, bronchial artery abnormality (BAA), and fibrinogen — differentiated massive from non-massive hemoptysis with good discrimination and calibration in the training cohort (area under the curve [AUC] 0.850; mean absolute error 0.024). The direction of association was preserved in the internal validation cohort (AUC 0.794), although the confidence interval was wide. Two features of the results temper their interpretation and shape the intended use of the model: the nomogram did not significantly outperform a model based on the three clinical variables alone, and the incremental value of the Rad-score reached statistical significance only in the training cohort. We therefore frame the model as an aid to the differential diagnosis of hemoptysis severity at presentation rather than as a tool to forecast future bleeding.</w:t>
       </w:r>
     </w:p>
     <w:p>
@@ -48,7 +48,7 @@
         <w:rPr>
           <w:rFonts w:ascii="Times New Roman" w:hAnsi="Times New Roman" w:eastAsia="Times New Roman"/>
         </w:rPr>
-        <w:t xml:space="preserve">The independent factors identified are consistent with the vascular mechanisms of severe haemoptysis. Hypertrophy and remodelling of the bronchial and non-bronchial systemic arteries form the anatomical substrate of most severe bleeding, so the strong association of BAA — defined as a bronchial artery–pulmonary fistula, a bronchial artery malformation, or both — with massive haemoptysis is mechanistically coherent </w:t>
+        <w:t xml:space="preserve">The independent factors identified are consistent with the vascular mechanisms of severe hemoptysis. Hypertrophy and remodeling of the bronchial and non-bronchial systemic arteries form the anatomical substrate of most severe bleeding, so the strong association of BAA — defined as a bronchial artery–pulmonary fistula, a bronchial artery malformation, or both — with massive hemoptysis is mechanistically coherent </w:t>
       </w:r>
       <w:r>
         <w:rPr>
@@ -56,13 +56,13 @@
           <w:b/>
           <w:highlight w:val="yellow"/>
         </w:rPr>
-        <w:t>[cite: bronchial artery pathology and massive haemoptysis]</w:t>
+        <w:t>[cite: bronchial artery pathology and massive hemoptysis]</w:t>
       </w:r>
       <w:r>
         <w:rPr>
           <w:rFonts w:ascii="Times New Roman" w:hAnsi="Times New Roman" w:eastAsia="Times New Roman"/>
         </w:rPr>
-        <w:t xml:space="preserve">. Tuberculosis, whether active or prior, promotes bronchiectasis, Rasmussen aneurysm, and bronchial arterial remodelling, and is a recognised contributor to life-threatening haemoptysis </w:t>
+        <w:t xml:space="preserve">. Tuberculosis, whether active or prior, promotes bronchiectasis, Rasmussen aneurysm, and bronchial arterial remodeling, and is a recognized contributor to life-threatening hemoptysis </w:t>
       </w:r>
       <w:r>
         <w:rPr>
@@ -70,13 +70,13 @@
           <w:b/>
           <w:highlight w:val="yellow"/>
         </w:rPr>
-        <w:t>[cite: tuberculosis and haemoptysis]</w:t>
+        <w:t>[cite: tuberculosis and hemoptysis]</w:t>
       </w:r>
       <w:r>
         <w:rPr>
           <w:rFonts w:ascii="Times New Roman" w:hAnsi="Times New Roman" w:eastAsia="Times New Roman"/>
         </w:rPr>
-        <w:t xml:space="preserve">. The inverse association of fibrinogen with massive haemoptysis should be read as an association rather than a causal effect; lower fibrinogen may reflect consumption or impaired haemostasis, but the finding requires confirmation </w:t>
+        <w:t xml:space="preserve">. The inverse association of fibrinogen with massive hemoptysis should be read as an association rather than a causal effect; lower fibrinogen may reflect consumption or impaired hemostasis, but the finding requires confirmation </w:t>
       </w:r>
       <w:r>
         <w:rPr>
@@ -115,7 +115,7 @@
         <w:rPr>
           <w:rFonts w:ascii="Times New Roman" w:hAnsi="Times New Roman" w:eastAsia="Times New Roman"/>
         </w:rPr>
-        <w:t xml:space="preserve">Radiomic analysis of chest CT has been applied to a range of thoracic conditions, but its use for characterising haemoptysis severity remains limited </w:t>
+        <w:t xml:space="preserve">Radiomic analysis of chest CT has been applied to a range of thoracic conditions, but its use for characterizing hemoptysis severity remains limited </w:t>
       </w:r>
       <w:r>
         <w:rPr>
@@ -123,13 +123,13 @@
           <w:b/>
           <w:highlight w:val="yellow"/>
         </w:rPr>
-        <w:t>[cite: prior radiomics studies in thoracic / haemoptysis imaging]</w:t>
+        <w:t>[cite: prior radiomics studies in thoracic / hemoptysis imaging]</w:t>
       </w:r>
       <w:r>
         <w:rPr>
           <w:rFonts w:ascii="Times New Roman" w:hAnsi="Times New Roman" w:eastAsia="Times New Roman"/>
         </w:rPr>
-        <w:t xml:space="preserve">. Our findings are in keeping with the established clinical importance of bronchial arterial pathology and of tuberculosis in severe haemoptysis, and they extend that clinical knowledge with a reproducibility-filtered imaging signature </w:t>
+        <w:t xml:space="preserve">. Our findings are in keeping with the established clinical importance of bronchial arterial pathology and of tuberculosis in severe hemoptysis, and they extend that clinical knowledge with a reproducibility-filtered imaging signature </w:t>
       </w:r>
       <w:r>
         <w:rPr>
@@ -182,7 +182,7 @@
         <w:rPr>
           <w:rFonts w:ascii="Times New Roman" w:hAnsi="Times New Roman" w:eastAsia="Times New Roman"/>
         </w:rPr>
-        <w:t>Because the nomogram draws on variables available early in the diagnostic pathway, it could support the differential diagnosis and triage of patients with haemoptysis at presentation — for example, prioritising early CT angiography or referral for bronchial artery embolisation in patients estimated to be at high probability of massive haemoptysis, particularly when the 24-hour expectorated volume is difficult to quantify. However, because the added value of the Rad-score over the three clinical variables was not statistically confirmed, a parsimonious clinical model may be sufficient in many settings, and the contribution of radiomics should be regarded as hypothesis-generating until confirmed in larger, external cohorts.</w:t>
+        <w:t>Because the nomogram combines routinely collected clinical, laboratory, and imaging information, it could support the differential diagnosis of hemoptysis severity — for example, helping to characterize which patients have massive hemoptysis and to guide appropriate management such as bronchial artery embolization. Two caveats bear on its use. First, BAA was defined angiographically and is therefore available only once bronchial artery angiography has been performed, so the nomogram is not a purely pre-procedural triage tool. Second, because the added value of the Rad-score over the three clinical variables was not statistically confirmed, a parsimonious clinical model may be sufficient in many settings, and the contribution of radiomics should be regarded as hypothesis-generating until confirmed in larger, external cohorts.</w:t>
       </w:r>
     </w:p>
     <w:p>
@@ -207,7 +207,7 @@
         <w:rPr>
           <w:rFonts w:ascii="Times New Roman" w:hAnsi="Times New Roman" w:eastAsia="Times New Roman"/>
         </w:rPr>
-        <w:t xml:space="preserve">This study has several limitations. First, it was a </w:t>
+        <w:t xml:space="preserve">This study has several limitations. First, it was a single-center retrospective study, which introduces selection bias and limits generalizability. Second, the sample was modest and the internal validation cohort was small (57 patients, 12 events), yielding wide confidence intervals and limited statistical power; this is the most likely explanation for the non-significant between-group difference in Rad-score (P = 0.122) and the non-significant reclassification indices in the internal validation cohort. With 30 events and four predictors, the training model had approximately 7.5 events per variable, below the conventional threshold of ten, so some optimism and overfitting are likely and probably contributed to the decline in performance from the training to the internal validation cohort (accuracy 0.824 to 0.684; AUC 0.850 to 0.794). Third, validation relied on a single random split rather than an external or temporal cohort, and BAA was imbalanced between the training and validation sets (16.03% vs 29.82%), which may have affected the validation estimates. Fourth, the incremental value of the Rad-score over the clinical model was not statistically established (the AUC difference did not survive Bonferroni correction, and the reclassification indices were significant only in the training cohort), so the marginal benefit of radiomics remains unproven. Fifth, by design the model differentiates current hemoptysis severity and cannot forecast future bleeding, recurrence, or rebleeding after treatment. Sixth, BAA was ascertained by bronchial artery angiography and adjudicated by the operator; because angiography is more likely to be performed in patients with clinically significant bleeding, the ascertainment of BAA may be associated with hemoptysis severity, and BAA is not available before angiography </w:t>
       </w:r>
       <w:r>
         <w:rPr>
@@ -215,41 +215,13 @@
           <w:b/>
           <w:highlight w:val="yellow"/>
         </w:rPr>
-        <w:t>[confirm: single-centre]</w:t>
+        <w:t>[confirm: whether all patients underwent angiography and how BAA-negative status was defined for those who did not]</w:t>
       </w:r>
       <w:r>
         <w:rPr>
           <w:rFonts w:ascii="Times New Roman" w:hAnsi="Times New Roman" w:eastAsia="Times New Roman"/>
         </w:rPr>
-        <w:t xml:space="preserve"> retrospective study, which introduces selection bias and limits generalisability. Second, the sample was modest and the internal validation cohort was small (57 patients, 12 events), yielding wide confidence intervals and limited statistical power; this is the most likely explanation for the non-significant between-group difference in Rad-score (P = 0.122) and the non-significant reclassification indices in the internal validation cohort. With 30 events and four predictors, the training model had approximately 7.5 events per variable, below the conventional threshold of ten, so some optimism and overfitting are likely and probably contributed to the decline in performance from the training to the internal validation cohort (accuracy 0.824 to 0.684; AUC 0.850 to 0.794). Third, validation relied on a single random split rather than an external or temporal cohort, and BAA was imbalanced between the training and validation sets (16.03% vs 29.82%), which may have affected the validation estimates. Fourth, the incremental value of the Rad-score over the clinical model was not statistically established (the AUC difference did not survive Bonferroni correction, and the reclassification indices were significant only in the training cohort), so the marginal benefit of radiomics remains unproven. Fifth, by design the model differentiates current haemoptysis severity and cannot forecast future bleeding, recurrence, or rebleeding after treatment. Sixth, radiomic reproducibility was addressed by intraclass-correlation filtering, but feature extraction was performed with </w:t>
-      </w:r>
-      <w:r>
-        <w:rPr>
-          <w:rFonts w:ascii="Times New Roman" w:hAnsi="Times New Roman" w:eastAsia="Times New Roman"/>
-          <w:b/>
-          <w:highlight w:val="yellow"/>
-        </w:rPr>
-        <w:t>[confirm: single software / single institution]</w:t>
-      </w:r>
-      <w:r>
-        <w:rPr>
-          <w:rFonts w:ascii="Times New Roman" w:hAnsi="Times New Roman" w:eastAsia="Times New Roman"/>
-        </w:rPr>
-        <w:t xml:space="preserve"> and segmentation was </w:t>
-      </w:r>
-      <w:r>
-        <w:rPr>
-          <w:rFonts w:ascii="Times New Roman" w:hAnsi="Times New Roman" w:eastAsia="Times New Roman"/>
-          <w:b/>
-          <w:highlight w:val="yellow"/>
-        </w:rPr>
-        <w:t>[confirm: manual]</w:t>
-      </w:r>
-      <w:r>
-        <w:rPr>
-          <w:rFonts w:ascii="Times New Roman" w:hAnsi="Times New Roman" w:eastAsia="Times New Roman"/>
-        </w:rPr>
-        <w:t>, so multi-scanner and multi-reader robustness remain to be tested. Finally, the reference standard — the documented 24-hour expectorated blood volume — is subject to reporting and measurement variability.</w:t>
+        <w:t>, which may introduce verification or indication bias. Seventh, radiomic reproducibility was addressed by intraclass-correlation filtering, but feature extraction relied on a single software platform at a single center and segmentation was manual, so multi-scanner and multi-reader robustness remain to be tested. Finally, the reference standard — the documented 24-hour expectorated blood volume — is subject to reporting and measurement variability.</w:t>
       </w:r>
     </w:p>
     <w:p>
@@ -273,7 +245,7 @@
         <w:rPr>
           <w:rFonts w:ascii="Times New Roman" w:hAnsi="Times New Roman" w:eastAsia="Times New Roman"/>
         </w:rPr>
-        <w:t>In patients presenting with haemoptysis, a clinical–radiomic nomogram combining a CT Rad-score with tuberculosis, BAA, and fibrinogen differentiated massive from non-massive haemoptysis with good discrimination and calibration in the training cohort and offers a potential aid to early differential diagnosis. The model did not, however, significantly outperform a simpler model based on the three clinical variables alone, and its performance in the small internal validation cohort was uncertain. Larger, multicentre studies with external validation are needed to confirm the incremental value of radiomics and to establish the model's role in clinical practice.</w:t>
+        <w:t>In patients presenting with hemoptysis, a clinical–radiomic nomogram combining a CT Rad-score with tuberculosis, BAA, and fibrinogen differentiated massive from non-massive hemoptysis with good discrimination and calibration in the training cohort and offers a potential aid to early differential diagnosis. The model did not, however, significantly outperform a simpler model based on the three clinical variables alone, and its performance in the small internal validation cohort was uncertain. Larger, multicenter studies with external validation are needed to confirm the incremental value of radiomics and to establish the model's role in clinical practice.</w:t>
       </w:r>
     </w:p>
     <w:sectPr>

--- a/massive_hemoptysis_radiomics_Discussion.docx
+++ b/massive_hemoptysis_radiomics_Discussion.docx
@@ -23,7 +23,7 @@
         <w:rPr>
           <w:rFonts w:ascii="Times New Roman" w:hAnsi="Times New Roman" w:eastAsia="Times New Roman"/>
         </w:rPr>
-        <w:t>In this retrospective study of patients presenting with hemoptysis, a CT radiomic signature (the Rad-score) derived from contrast-enhanced chest CT was independently associated with massive hemoptysis, and a clinical–radiomic nomogram that combined the Rad-score with three routinely available variables — tuberculosis, bronchial artery abnormality (BAA), and fibrinogen — differentiated massive from non-massive hemoptysis with good discrimination and calibration in the training cohort (area under the curve [AUC] 0.850; mean absolute error 0.024). The direction of association was preserved in the internal validation cohort (AUC 0.794), although the confidence interval was wide. Two features of the results temper their interpretation and shape the intended use of the model: the nomogram did not significantly outperform a model based on the three clinical variables alone, and the incremental value of the Rad-score reached statistical significance only in the training cohort. We therefore frame the model as an aid to the differential diagnosis of hemoptysis severity at presentation rather than as a tool to forecast future bleeding.</w:t>
+        <w:t>In this retrospective study of patients presenting with hemoptysis, a CT radiomic signature (the Rad-score) derived from contrast-enhanced chest CT was independently associated with massive hemoptysis, and a clinical–radiomic nomogram that combined the Rad-score with three routinely available variables — tuberculosis, bronchial artery abnormality (BAA), and fibrinogen — differentiated massive from non-massive hemoptysis with good discrimination and calibration (area under the curve [AUC] 0.842 in the training cohort and 0.811 in the internal validation cohort, with no significant difference between them; acceptable Hosmer–Lemeshow goodness-of-fit in both). Two features of the results shape the intended use of the model: the combined model discriminated better than a model based on the three clinical variables alone in the training cohort (P = 0.034) but not after correction for multiple comparisons or in the internal validation cohort, and adding the Rad-score improved reclassification (net reclassification improvement significant in both cohorts, integrated discrimination improvement in the training cohort only). We therefore frame the model as an aid to the differential diagnosis of hemoptysis severity rather than as a tool to forecast future bleeding.</w:t>
       </w:r>
     </w:p>
     <w:p>
@@ -207,21 +207,7 @@
         <w:rPr>
           <w:rFonts w:ascii="Times New Roman" w:hAnsi="Times New Roman" w:eastAsia="Times New Roman"/>
         </w:rPr>
-        <w:t xml:space="preserve">This study has several limitations. First, it was a single-center retrospective study, which introduces selection bias and limits generalizability. Second, the sample was modest and the internal validation cohort was small (57 patients, 12 events), yielding wide confidence intervals and limited statistical power; this is the most likely explanation for the non-significant between-group difference in Rad-score (P = 0.122) and the non-significant reclassification indices in the internal validation cohort. With 30 events and four predictors, the training model had approximately 7.5 events per variable, below the conventional threshold of ten, so some optimism and overfitting are likely and probably contributed to the decline in performance from the training to the internal validation cohort (accuracy 0.824 to 0.684; AUC 0.850 to 0.794). Third, validation relied on a single random split rather than an external or temporal cohort, and BAA was imbalanced between the training and validation sets (16.03% vs 29.82%), which may have affected the validation estimates. Fourth, the incremental value of the Rad-score over the clinical model was not statistically established (the AUC difference did not survive Bonferroni correction, and the reclassification indices were significant only in the training cohort), so the marginal benefit of radiomics remains unproven. Fifth, by design the model differentiates current hemoptysis severity and cannot forecast future bleeding, recurrence, or rebleeding after treatment. Sixth, BAA was ascertained by bronchial artery angiography and adjudicated by the operator; because angiography is more likely to be performed in patients with clinically significant bleeding, the ascertainment of BAA may be associated with hemoptysis severity, and BAA is not available before angiography </w:t>
-      </w:r>
-      <w:r>
-        <w:rPr>
-          <w:rFonts w:ascii="Times New Roman" w:hAnsi="Times New Roman" w:eastAsia="Times New Roman"/>
-          <w:b/>
-          <w:highlight w:val="yellow"/>
-        </w:rPr>
-        <w:t>[confirm: whether all patients underwent angiography and how BAA-negative status was defined for those who did not]</w:t>
-      </w:r>
-      <w:r>
-        <w:rPr>
-          <w:rFonts w:ascii="Times New Roman" w:hAnsi="Times New Roman" w:eastAsia="Times New Roman"/>
-        </w:rPr>
-        <w:t>, which may introduce verification or indication bias. Seventh, radiomic reproducibility was addressed by intraclass-correlation filtering, but feature extraction relied on a single software platform at a single center and segmentation was manual, so multi-scanner and multi-reader robustness remain to be tested. Finally, the reference standard — the documented 24-hour expectorated blood volume — is subject to reporting and measurement variability.</w:t>
+        <w:t>This study has several limitations. First, it was a single-center retrospective study, which introduces selection bias and limits generalizability. Second, the sample was modest and the internal validation cohort was small (57 patients, 12 events), yielding wide confidence intervals and limited statistical power; this is the most likely explanation for the non-significant between-group difference in Rad-score (P = 0.122) and the non-significant integrated discrimination improvement in the internal validation cohort. With 30 events and four predictors, the training model had approximately 7.5 events per variable, below the conventional threshold of ten, so some optimism and overfitting cannot be excluded, although discrimination declined only modestly and non-significantly from the training to the internal validation cohort (accuracy 0.817 to 0.702; AUC 0.842 to 0.811; DeLong P = 0.729). Third, validation relied on a single random split of one cohort rather than an external or temporal cohort. Fourth, the incremental value of the Rad-score over the clinical model, although supported by a nominally higher AUC and by significant reclassification indices in the training cohort, did not survive correction for multiple comparisons and was only partially reproduced in internal validation (a significant net reclassification improvement but a non-significant integrated discrimination improvement), so the marginal benefit of radiomics should be regarded as suggestive rather than established. Fifth, by design the model differentiates current hemoptysis severity and cannot forecast future bleeding, recurrence, or rebleeding after treatment. Sixth, BAA was ascertained by bronchial artery angiography and adjudicated by the operator, but only 63 of the 188 patients underwent angiography; the 125 patients who did not were classified as BAA-negative, so the BAA-negative category (156 patients) combines 31 angiography-confirmed negatives with 125 patients of unknown angiographic status. Because angiography is more likely to be performed in patients with clinically significant bleeding, this composite classification may misclassify some patients and its ascertainment may be associated with hemoptysis severity, introducing possible verification or indication bias; BAA is also unavailable before angiography. Seventh, radiomic reproducibility was addressed by intraclass-correlation filtering, but feature extraction relied on a single software platform at a single center and segmentation was manual, so multi-scanner and multi-reader robustness remain to be tested. Finally, the reference standard — the documented 24-hour expectorated blood volume — is subject to reporting and measurement variability.</w:t>
       </w:r>
     </w:p>
     <w:p>
@@ -245,7 +231,7 @@
         <w:rPr>
           <w:rFonts w:ascii="Times New Roman" w:hAnsi="Times New Roman" w:eastAsia="Times New Roman"/>
         </w:rPr>
-        <w:t>In patients presenting with hemoptysis, a clinical–radiomic nomogram combining a CT Rad-score with tuberculosis, BAA, and fibrinogen differentiated massive from non-massive hemoptysis with good discrimination and calibration in the training cohort and offers a potential aid to early differential diagnosis. The model did not, however, significantly outperform a simpler model based on the three clinical variables alone, and its performance in the small internal validation cohort was uncertain. Larger, multicenter studies with external validation are needed to confirm the incremental value of radiomics and to establish the model's role in clinical practice.</w:t>
+        <w:t>In patients presenting with hemoptysis, a clinical–radiomic nomogram combining a CT Rad-score with tuberculosis, BAA, and fibrinogen differentiated massive from non-massive hemoptysis with good discrimination and calibration and offers a potential aid to differential diagnosis. The combined model discriminated better than a simpler model based on the three clinical variables alone in the training cohort, but this advantage did not survive correction for multiple comparisons and was not confirmed in the small internal validation cohort. Larger, multicenter studies with external validation are needed to confirm the incremental value of radiomics and to establish the model's role in clinical practice.</w:t>
       </w:r>
     </w:p>
     <w:sectPr>
